--- a/module-1/Villa_Module1.2.docx
+++ b/module-1/Villa_Module1.2.docx
@@ -70,7 +70,7 @@
         <w:rPr/>
         <w:t xml:space="preserve">GitHub link: </w:t>
       </w:r>
-      <w:hyperlink r:id="R27b0b91c84fb4399">
+      <w:hyperlink r:id="R5fa579fcb4894d88">
         <w:r>
           <w:rPr>
             <w:rStyle w:val="Hyperlink"/>
@@ -86,7 +86,50 @@
     <w:p>
       <w:r>
         <w:drawing>
-          <wp:inline wp14:editId="11E41B77" wp14:anchorId="68FF57C6">
+          <wp:inline wp14:editId="69A93594" wp14:anchorId="74F81007">
+            <wp:extent cx="5943600" cy="3057525"/>
+            <wp:effectExtent l="0" t="0" r="0" b="0"/>
+            <wp:docPr id="1426890608" name="drawing"/>
+            <wp:cNvGraphicFramePr>
+              <a:graphicFrameLocks noChangeAspect="1"/>
+            </wp:cNvGraphicFramePr>
+            <a:graphic>
+              <a:graphicData xmlns:a="http://schemas.openxmlformats.org/drawingml/2006/main" uri="http://schemas.openxmlformats.org/drawingml/2006/picture">
+                <pic:pic xmlns:pic="http://schemas.openxmlformats.org/drawingml/2006/picture">
+                  <pic:nvPicPr>
+                    <pic:cNvPr id="1426890608" name="Picture 1426890608"/>
+                    <pic:cNvPicPr/>
+                  </pic:nvPicPr>
+                  <pic:blipFill>
+                    <a:blip xmlns:r="http://schemas.openxmlformats.org/officeDocument/2006/relationships" r:embed="rId1562537020">
+                      <a:extLst>
+                        <a:ext uri="{28A0092B-C50C-407E-A947-70E740481C1C}">
+                          <a14:useLocalDpi xmlns:a14="http://schemas.microsoft.com/office/drawing/2010/main"/>
+                        </a:ext>
+                      </a:extLst>
+                    </a:blip>
+                    <a:stretch>
+                      <a:fillRect/>
+                    </a:stretch>
+                  </pic:blipFill>
+                  <pic:spPr>
+                    <a:xfrm>
+                      <a:off x="0" y="0"/>
+                      <a:ext cx="5943600" cy="3057525"/>
+                    </a:xfrm>
+                    <a:prstGeom prst="rect">
+                      <a:avLst/>
+                    </a:prstGeom>
+                  </pic:spPr>
+                </pic:pic>
+              </a:graphicData>
+            </a:graphic>
+          </wp:inline>
+        </w:drawing>
+      </w:r>
+      <w:r>
+        <w:drawing>
+          <wp:inline wp14:editId="17C3EE42" wp14:anchorId="68FF57C6">
             <wp:extent cx="5943600" cy="3371850"/>
             <wp:effectExtent l="0" t="0" r="0" b="0"/>
             <wp:docPr id="2134368202" name="drawing"/>
@@ -128,7 +171,6 @@
         </w:drawing>
       </w:r>
     </w:p>
-    <w:p/>
     <w:sectPr>
       <w:pgSz w:w="12240" w:h="15840" w:orient="portrait"/>
       <w:pgMar w:top="1440" w:right="1440" w:bottom="1440" w:left="1440" w:header="720" w:footer="720" w:gutter="0"/>
@@ -565,7 +607,7 @@
     <w:name w:val="Hyperlink"/>
     <w:basedOn w:val="DefaultParagraphFont"/>
     <w:unhideWhenUsed/>
-    <w:rsid w:val="0A76BC6E"/>
+    <w:rsid w:val="535A69FA"/>
     <w:rPr>
       <w:color w:val="467886"/>
       <w:u w:val="single"/>
